--- a/fra/docx/08.content.docx
+++ b/fra/docx/08.content.docx
@@ -136,13 +136,6 @@
         <w:rPr>
           <w:lang w:val="fr_FR" w:bidi="fr_FR"/>
         </w:rPr>
-      </w:r>
-      <w:r>
-        <w:rPr>
-          <w:i/>
-          <w:lang w:val="fr_FR" w:bidi="fr_FR"/>
-        </w:rPr>
-        <w:t>Ruth 1.1, Ruth 1.1 (#2), Ruth 1.3, Ruth 1.5, Ruth 1.6, Ruth 1.8, Ruth 1.9, Ruth 1.13, Ruth 1.16, Ruth 1.17, Ruth 1.19, Ruth 1.20, Ruth 1.22, Ruth 2.1, Ruth 2.2, Ruth 2.4, Ruth 2.5, Ruth 2.8, Ruth 2.10, Ruth 2.11, Ruth 2.12, Ruth 2.15, Ruth 2.16, Ruth 2.19, Ruth 2.20, Ruth 2.22, Ruth 2.23, Ruth 3.1, Ruth 3.3, Ruth 3.4, Ruth 3.5, Ruth 3.8, Ruth 3.9, Ruth 3.10, Ruth 3.11, Ruth 3.12, Ruth 3.13, Ruth 3.14, Ruth 3.15, Ruth 3.18, Ruth 4.1, Ruth 4.2, Ruth 4.3, Ruth 4.4, Ruth 4.4 (#2), Ruth 4.5, Ruth 4.6, Ruth 4.6 (#2), Ruth 4.8, Ruth 4.9, Ruth 4.10, Ruth 4.12, Ruth 4.15, Ruth 4.16, Ruth 4.17, Ruth 4.17 (#2)</w:t>
       </w:r>
       <w:r>
         <w:rPr>

--- a/fra/docx/08.content.docx
+++ b/fra/docx/08.content.docx
@@ -123,19 +123,6 @@
           <w:lang w:val="fr_FR" w:bidi="fr_FR"/>
         </w:rPr>
         <w:t>RUT</w:t>
-      </w:r>
-      <w:r>
-        <w:rPr>
-          <w:lang w:val="fr_FR" w:bidi="fr_FR"/>
-        </w:rPr>
-      </w:r>
-    </w:p>
-    <w:p>
-      <w:pPr/>
-      <w:r>
-        <w:rPr>
-          <w:lang w:val="fr_FR" w:bidi="fr_FR"/>
-        </w:rPr>
       </w:r>
       <w:r>
         <w:rPr>

--- a/fra/docx/08.content.docx
+++ b/fra/docx/08.content.docx
@@ -19,7 +19,7 @@
         <w:rPr>
           <w:lang w:val="fr_FR" w:bidi="fr_FR"/>
         </w:rPr>
-        <w:t>Resource: Questions de Traduction (unfoldingWord)</w:t>
+        <w:t>Resource: unfoldingWord® Translation Questions</w:t>
       </w:r>
       <w:r>
         <w:rPr>
@@ -85,7 +85,7 @@
         <w:rPr>
           <w:lang w:val="fr_FR" w:bidi="fr_FR"/>
         </w:rPr>
-        <w:t>Questions de Traduction (unfoldingWord)</w:t>
+        <w:t>unfoldingWord® Translation Questions</w:t>
       </w:r>
     </w:p>
     <w:p>
